--- a/DOC/KH/NF-DOC-007_ស្ថាបត្យកម្មបច្ចេកវិទ្យា_KH.docx
+++ b/DOC/KH/NF-DOC-007_ស្ថាបត្យកម្មបច្ចេកវិទ្យា_KH.docx
@@ -1856,7 +1856,7 @@
                 <w:color w:val="0B1F2E"/>
                 <w:sz w:val="19"/>
               </w:rPr>
-              <w:t>id, name, email, password, role, telegram_chat_id, otp_*</w:t>
+              <w:t>id, name, email, password, role, telegram_chat_id, email_verified, otp_*</w:t>
             </w:r>
           </w:p>
         </w:tc>
@@ -2235,6 +2235,95 @@
                 <w:sz w:val="19"/>
               </w:rPr>
               <w:t>ការងារ KYC</w:t>
+            </w:r>
+          </w:p>
+        </w:tc>
+      </w:tr>
+      <w:tr>
+        <w:tc>
+          <w:tcPr>
+            <w:tcW w:type="dxa" w:w="2592"/>
+            <w:shd w:val="clear" w:fill="F4F8FA"/>
+            <w:tcMar>
+              <w:top w:w="80" w:type="dxa"/>
+              <w:start w:w="120" w:type="dxa"/>
+              <w:bottom w:w="80" w:type="dxa"/>
+              <w:end w:w="120" w:type="dxa"/>
+            </w:tcMar>
+            <w:vAlign w:val="center"/>
+          </w:tcPr>
+          <w:p>
+            <w:pPr>
+              <w:spacing w:after="20"/>
+            </w:pPr>
+            <w:r/>
+            <w:r>
+              <w:rPr>
+                <w:rFonts w:ascii="Khmer OS Siemreap" w:hAnsi="Khmer OS Siemreap" w:cs="Khmer OS Siemreap"/>
+                <w:b w:val="0"/>
+                <w:i w:val="0"/>
+                <w:color w:val="0B1F2E"/>
+                <w:sz w:val="19"/>
+              </w:rPr>
+              <w:t>nexus_payway_transactions</w:t>
+            </w:r>
+          </w:p>
+        </w:tc>
+        <w:tc>
+          <w:tcPr>
+            <w:tcW w:type="dxa" w:w="4032"/>
+            <w:shd w:val="clear" w:fill="F4F8FA"/>
+            <w:tcMar>
+              <w:top w:w="80" w:type="dxa"/>
+              <w:start w:w="120" w:type="dxa"/>
+              <w:bottom w:w="80" w:type="dxa"/>
+              <w:end w:w="120" w:type="dxa"/>
+            </w:tcMar>
+            <w:vAlign w:val="center"/>
+          </w:tcPr>
+          <w:p>
+            <w:pPr>
+              <w:spacing w:after="20"/>
+            </w:pPr>
+            <w:r/>
+            <w:r>
+              <w:rPr>
+                <w:rFonts w:ascii="Khmer OS Siemreap" w:hAnsi="Khmer OS Siemreap" w:cs="Khmer OS Siemreap"/>
+                <w:b w:val="0"/>
+                <w:i w:val="0"/>
+                <w:color w:val="0B1F2E"/>
+                <w:sz w:val="19"/>
+              </w:rPr>
+              <w:t>tran_id, email, amount, currency, status, apv, loan_id</w:t>
+            </w:r>
+          </w:p>
+        </w:tc>
+        <w:tc>
+          <w:tcPr>
+            <w:tcW w:type="dxa" w:w="2592"/>
+            <w:shd w:val="clear" w:fill="F4F8FA"/>
+            <w:tcMar>
+              <w:top w:w="80" w:type="dxa"/>
+              <w:start w:w="120" w:type="dxa"/>
+              <w:bottom w:w="80" w:type="dxa"/>
+              <w:end w:w="120" w:type="dxa"/>
+            </w:tcMar>
+            <w:vAlign w:val="center"/>
+          </w:tcPr>
+          <w:p>
+            <w:pPr>
+              <w:spacing w:after="20"/>
+            </w:pPr>
+            <w:r/>
+            <w:r>
+              <w:rPr>
+                <w:rFonts w:ascii="Khmer OS Siemreap" w:hAnsi="Khmer OS Siemreap" w:cs="Khmer OS Siemreap"/>
+                <w:b w:val="0"/>
+                <w:i w:val="0"/>
+                <w:color w:val="0B1F2E"/>
+                <w:sz w:val="19"/>
+              </w:rPr>
+              <w:t>កំណត់ត្រាការទូទាត់ ABA PayWay (រក្សាទុកអចិន្ត្រៃយ៍)</w:t>
             </w:r>
           </w:p>
         </w:tc>
